--- a/7-技术管理/流程制度规范类文件/JXTX-07-00-运维服务技术成果应用管理制度.docx
+++ b/7-技术管理/流程制度规范类文件/JXTX-07-00-运维服务技术成果应用管理制度.docx
@@ -21,7 +21,7 @@
         <w:spacing w:before="3120" w:beforeLines="1000"/>
         <w:textAlignment w:val="baseline"/>
       </w:pPr>
-      <w:bookmarkStart w:id="0" w:name="_Toc14969"/>
+      <w:bookmarkStart w:id="0" w:name="_Toc30892"/>
       <w:r>
         <w:drawing>
           <wp:anchor distT="0" distB="0" distL="114300" distR="114300" simplePos="0" relativeHeight="251661312" behindDoc="1" locked="0" layoutInCell="1" allowOverlap="1">
@@ -210,7 +210,7 @@
           <w:lang w:val="en-US" w:eastAsia="zh-CN"/>
         </w:rPr>
       </w:pPr>
-      <w:bookmarkStart w:id="1" w:name="_Toc11268"/>
+      <w:bookmarkStart w:id="1" w:name="_Toc7932"/>
       <w:r>
         <w:rPr>
           <w:rFonts w:hint="eastAsia"/>
@@ -2112,7 +2112,7 @@
               <w:rFonts w:hint="eastAsia" w:ascii="宋体" w:hAnsi="宋体" w:eastAsia="宋体" w:cs="宋体"/>
               <w:szCs w:val="24"/>
             </w:rPr>
-            <w:instrText xml:space="preserve"> HYPERLINK \l _Toc14969 </w:instrText>
+            <w:instrText xml:space="preserve"> HYPERLINK \l _Toc30892 </w:instrText>
           </w:r>
           <w:r>
             <w:rPr>
@@ -2135,7 +2135,7 @@
             <w:fldChar w:fldCharType="begin"/>
           </w:r>
           <w:r>
-            <w:instrText xml:space="preserve"> PAGEREF _Toc14969 \h </w:instrText>
+            <w:instrText xml:space="preserve"> PAGEREF _Toc30892 \h </w:instrText>
           </w:r>
           <w:r>
             <w:fldChar w:fldCharType="separate"/>
@@ -2173,7 +2173,7 @@
               <w:rFonts w:hint="eastAsia" w:ascii="宋体" w:hAnsi="宋体" w:eastAsia="宋体" w:cs="宋体"/>
               <w:szCs w:val="24"/>
             </w:rPr>
-            <w:instrText xml:space="preserve"> HYPERLINK \l _Toc11268 </w:instrText>
+            <w:instrText xml:space="preserve"> HYPERLINK \l _Toc7932 </w:instrText>
           </w:r>
           <w:r>
             <w:rPr>
@@ -2196,7 +2196,7 @@
             <w:fldChar w:fldCharType="begin"/>
           </w:r>
           <w:r>
-            <w:instrText xml:space="preserve"> PAGEREF _Toc11268 \h </w:instrText>
+            <w:instrText xml:space="preserve"> PAGEREF _Toc7932 \h </w:instrText>
           </w:r>
           <w:r>
             <w:fldChar w:fldCharType="separate"/>
@@ -2234,7 +2234,7 @@
               <w:rFonts w:hint="eastAsia" w:ascii="宋体" w:hAnsi="宋体" w:eastAsia="宋体" w:cs="宋体"/>
               <w:szCs w:val="24"/>
             </w:rPr>
-            <w:instrText xml:space="preserve"> HYPERLINK \l _Toc9105 </w:instrText>
+            <w:instrText xml:space="preserve"> HYPERLINK \l _Toc9251 </w:instrText>
           </w:r>
           <w:r>
             <w:rPr>
@@ -2264,7 +2264,7 @@
             <w:fldChar w:fldCharType="begin"/>
           </w:r>
           <w:r>
-            <w:instrText xml:space="preserve"> PAGEREF _Toc9105 \h </w:instrText>
+            <w:instrText xml:space="preserve"> PAGEREF _Toc9251 \h </w:instrText>
           </w:r>
           <w:r>
             <w:fldChar w:fldCharType="separate"/>
@@ -2302,7 +2302,7 @@
               <w:rFonts w:hint="eastAsia" w:ascii="宋体" w:hAnsi="宋体" w:eastAsia="宋体" w:cs="宋体"/>
               <w:szCs w:val="24"/>
             </w:rPr>
-            <w:instrText xml:space="preserve"> HYPERLINK \l _Toc22282 </w:instrText>
+            <w:instrText xml:space="preserve"> HYPERLINK \l _Toc25183 </w:instrText>
           </w:r>
           <w:r>
             <w:rPr>
@@ -2332,7 +2332,7 @@
             <w:fldChar w:fldCharType="begin"/>
           </w:r>
           <w:r>
-            <w:instrText xml:space="preserve"> PAGEREF _Toc22282 \h </w:instrText>
+            <w:instrText xml:space="preserve"> PAGEREF _Toc25183 \h </w:instrText>
           </w:r>
           <w:r>
             <w:fldChar w:fldCharType="separate"/>
@@ -2370,7 +2370,7 @@
               <w:rFonts w:hint="eastAsia" w:ascii="宋体" w:hAnsi="宋体" w:eastAsia="宋体" w:cs="宋体"/>
               <w:szCs w:val="24"/>
             </w:rPr>
-            <w:instrText xml:space="preserve"> HYPERLINK \l _Toc12847 </w:instrText>
+            <w:instrText xml:space="preserve"> HYPERLINK \l _Toc23750 </w:instrText>
           </w:r>
           <w:r>
             <w:rPr>
@@ -2400,7 +2400,7 @@
             <w:fldChar w:fldCharType="begin"/>
           </w:r>
           <w:r>
-            <w:instrText xml:space="preserve"> PAGEREF _Toc12847 \h </w:instrText>
+            <w:instrText xml:space="preserve"> PAGEREF _Toc23750 \h </w:instrText>
           </w:r>
           <w:r>
             <w:fldChar w:fldCharType="separate"/>
@@ -2438,7 +2438,7 @@
               <w:rFonts w:hint="eastAsia" w:ascii="宋体" w:hAnsi="宋体" w:eastAsia="宋体" w:cs="宋体"/>
               <w:szCs w:val="24"/>
             </w:rPr>
-            <w:instrText xml:space="preserve"> HYPERLINK \l _Toc13377 </w:instrText>
+            <w:instrText xml:space="preserve"> HYPERLINK \l _Toc13233 </w:instrText>
           </w:r>
           <w:r>
             <w:rPr>
@@ -2468,7 +2468,7 @@
             <w:fldChar w:fldCharType="begin"/>
           </w:r>
           <w:r>
-            <w:instrText xml:space="preserve"> PAGEREF _Toc13377 \h </w:instrText>
+            <w:instrText xml:space="preserve"> PAGEREF _Toc13233 \h </w:instrText>
           </w:r>
           <w:r>
             <w:fldChar w:fldCharType="separate"/>
@@ -2506,7 +2506,7 @@
               <w:rFonts w:hint="eastAsia" w:ascii="宋体" w:hAnsi="宋体" w:eastAsia="宋体" w:cs="宋体"/>
               <w:szCs w:val="24"/>
             </w:rPr>
-            <w:instrText xml:space="preserve"> HYPERLINK \l _Toc22261 </w:instrText>
+            <w:instrText xml:space="preserve"> HYPERLINK \l _Toc27710 </w:instrText>
           </w:r>
           <w:r>
             <w:rPr>
@@ -2536,7 +2536,7 @@
             <w:fldChar w:fldCharType="begin"/>
           </w:r>
           <w:r>
-            <w:instrText xml:space="preserve"> PAGEREF _Toc22261 \h </w:instrText>
+            <w:instrText xml:space="preserve"> PAGEREF _Toc27710 \h </w:instrText>
           </w:r>
           <w:r>
             <w:fldChar w:fldCharType="separate"/>
@@ -2574,7 +2574,7 @@
               <w:rFonts w:hint="eastAsia" w:ascii="宋体" w:hAnsi="宋体" w:eastAsia="宋体" w:cs="宋体"/>
               <w:szCs w:val="24"/>
             </w:rPr>
-            <w:instrText xml:space="preserve"> HYPERLINK \l _Toc2509 </w:instrText>
+            <w:instrText xml:space="preserve"> HYPERLINK \l _Toc7066 </w:instrText>
           </w:r>
           <w:r>
             <w:rPr>
@@ -2604,7 +2604,7 @@
             <w:fldChar w:fldCharType="begin"/>
           </w:r>
           <w:r>
-            <w:instrText xml:space="preserve"> PAGEREF _Toc2509 \h </w:instrText>
+            <w:instrText xml:space="preserve"> PAGEREF _Toc7066 \h </w:instrText>
           </w:r>
           <w:r>
             <w:fldChar w:fldCharType="separate"/>
@@ -2642,7 +2642,7 @@
               <w:rFonts w:hint="eastAsia" w:ascii="宋体" w:hAnsi="宋体" w:eastAsia="宋体" w:cs="宋体"/>
               <w:szCs w:val="24"/>
             </w:rPr>
-            <w:instrText xml:space="preserve"> HYPERLINK \l _Toc8029 </w:instrText>
+            <w:instrText xml:space="preserve"> HYPERLINK \l _Toc4016 </w:instrText>
           </w:r>
           <w:r>
             <w:rPr>
@@ -2672,7 +2672,7 @@
             <w:fldChar w:fldCharType="begin"/>
           </w:r>
           <w:r>
-            <w:instrText xml:space="preserve"> PAGEREF _Toc8029 \h </w:instrText>
+            <w:instrText xml:space="preserve"> PAGEREF _Toc4016 \h </w:instrText>
           </w:r>
           <w:r>
             <w:fldChar w:fldCharType="separate"/>
@@ -2710,7 +2710,7 @@
               <w:rFonts w:hint="eastAsia" w:ascii="宋体" w:hAnsi="宋体" w:eastAsia="宋体" w:cs="宋体"/>
               <w:szCs w:val="24"/>
             </w:rPr>
-            <w:instrText xml:space="preserve"> HYPERLINK \l _Toc6039 </w:instrText>
+            <w:instrText xml:space="preserve"> HYPERLINK \l _Toc17756 </w:instrText>
           </w:r>
           <w:r>
             <w:rPr>
@@ -2740,7 +2740,7 @@
             <w:fldChar w:fldCharType="begin"/>
           </w:r>
           <w:r>
-            <w:instrText xml:space="preserve"> PAGEREF _Toc6039 \h </w:instrText>
+            <w:instrText xml:space="preserve"> PAGEREF _Toc17756 \h </w:instrText>
           </w:r>
           <w:r>
             <w:fldChar w:fldCharType="separate"/>
@@ -2778,7 +2778,7 @@
               <w:rFonts w:hint="eastAsia" w:ascii="宋体" w:hAnsi="宋体" w:eastAsia="宋体" w:cs="宋体"/>
               <w:szCs w:val="24"/>
             </w:rPr>
-            <w:instrText xml:space="preserve"> HYPERLINK \l _Toc31383 </w:instrText>
+            <w:instrText xml:space="preserve"> HYPERLINK \l _Toc25918 </w:instrText>
           </w:r>
           <w:r>
             <w:rPr>
@@ -2808,7 +2808,7 @@
             <w:fldChar w:fldCharType="begin"/>
           </w:r>
           <w:r>
-            <w:instrText xml:space="preserve"> PAGEREF _Toc31383 \h </w:instrText>
+            <w:instrText xml:space="preserve"> PAGEREF _Toc25918 \h </w:instrText>
           </w:r>
           <w:r>
             <w:fldChar w:fldCharType="separate"/>
@@ -2846,7 +2846,7 @@
               <w:rFonts w:hint="eastAsia" w:ascii="宋体" w:hAnsi="宋体" w:eastAsia="宋体" w:cs="宋体"/>
               <w:szCs w:val="24"/>
             </w:rPr>
-            <w:instrText xml:space="preserve"> HYPERLINK \l _Toc19257 </w:instrText>
+            <w:instrText xml:space="preserve"> HYPERLINK \l _Toc7894 </w:instrText>
           </w:r>
           <w:r>
             <w:rPr>
@@ -2876,7 +2876,7 @@
             <w:fldChar w:fldCharType="begin"/>
           </w:r>
           <w:r>
-            <w:instrText xml:space="preserve"> PAGEREF _Toc19257 \h </w:instrText>
+            <w:instrText xml:space="preserve"> PAGEREF _Toc7894 \h </w:instrText>
           </w:r>
           <w:r>
             <w:fldChar w:fldCharType="separate"/>
@@ -2914,7 +2914,7 @@
               <w:rFonts w:hint="eastAsia" w:ascii="宋体" w:hAnsi="宋体" w:eastAsia="宋体" w:cs="宋体"/>
               <w:szCs w:val="24"/>
             </w:rPr>
-            <w:instrText xml:space="preserve"> HYPERLINK \l _Toc5728 </w:instrText>
+            <w:instrText xml:space="preserve"> HYPERLINK \l _Toc21126 </w:instrText>
           </w:r>
           <w:r>
             <w:rPr>
@@ -2944,7 +2944,7 @@
             <w:fldChar w:fldCharType="begin"/>
           </w:r>
           <w:r>
-            <w:instrText xml:space="preserve"> PAGEREF _Toc5728 \h </w:instrText>
+            <w:instrText xml:space="preserve"> PAGEREF _Toc21126 \h </w:instrText>
           </w:r>
           <w:r>
             <w:fldChar w:fldCharType="separate"/>
@@ -2982,7 +2982,7 @@
               <w:rFonts w:hint="eastAsia" w:ascii="宋体" w:hAnsi="宋体" w:eastAsia="宋体" w:cs="宋体"/>
               <w:szCs w:val="24"/>
             </w:rPr>
-            <w:instrText xml:space="preserve"> HYPERLINK \l _Toc16379 </w:instrText>
+            <w:instrText xml:space="preserve"> HYPERLINK \l _Toc20862 </w:instrText>
           </w:r>
           <w:r>
             <w:rPr>
@@ -3012,7 +3012,7 @@
             <w:fldChar w:fldCharType="begin"/>
           </w:r>
           <w:r>
-            <w:instrText xml:space="preserve"> PAGEREF _Toc16379 \h </w:instrText>
+            <w:instrText xml:space="preserve"> PAGEREF _Toc20862 \h </w:instrText>
           </w:r>
           <w:r>
             <w:fldChar w:fldCharType="separate"/>
@@ -3050,7 +3050,7 @@
               <w:rFonts w:hint="eastAsia" w:ascii="宋体" w:hAnsi="宋体" w:eastAsia="宋体" w:cs="宋体"/>
               <w:szCs w:val="24"/>
             </w:rPr>
-            <w:instrText xml:space="preserve"> HYPERLINK \l _Toc7019 </w:instrText>
+            <w:instrText xml:space="preserve"> HYPERLINK \l _Toc5165 </w:instrText>
           </w:r>
           <w:r>
             <w:rPr>
@@ -3080,7 +3080,7 @@
             <w:fldChar w:fldCharType="begin"/>
           </w:r>
           <w:r>
-            <w:instrText xml:space="preserve"> PAGEREF _Toc7019 \h </w:instrText>
+            <w:instrText xml:space="preserve"> PAGEREF _Toc5165 \h </w:instrText>
           </w:r>
           <w:r>
             <w:fldChar w:fldCharType="separate"/>
@@ -3118,7 +3118,7 @@
               <w:rFonts w:hint="eastAsia" w:ascii="宋体" w:hAnsi="宋体" w:eastAsia="宋体" w:cs="宋体"/>
               <w:szCs w:val="24"/>
             </w:rPr>
-            <w:instrText xml:space="preserve"> HYPERLINK \l _Toc21510 </w:instrText>
+            <w:instrText xml:space="preserve"> HYPERLINK \l _Toc9286 </w:instrText>
           </w:r>
           <w:r>
             <w:rPr>
@@ -3148,7 +3148,7 @@
             <w:fldChar w:fldCharType="begin"/>
           </w:r>
           <w:r>
-            <w:instrText xml:space="preserve"> PAGEREF _Toc21510 \h </w:instrText>
+            <w:instrText xml:space="preserve"> PAGEREF _Toc9286 \h </w:instrText>
           </w:r>
           <w:r>
             <w:fldChar w:fldCharType="separate"/>
@@ -3186,7 +3186,7 @@
               <w:rFonts w:hint="eastAsia" w:ascii="宋体" w:hAnsi="宋体" w:eastAsia="宋体" w:cs="宋体"/>
               <w:szCs w:val="24"/>
             </w:rPr>
-            <w:instrText xml:space="preserve"> HYPERLINK \l _Toc3679 </w:instrText>
+            <w:instrText xml:space="preserve"> HYPERLINK \l _Toc26301 </w:instrText>
           </w:r>
           <w:r>
             <w:rPr>
@@ -3216,7 +3216,7 @@
             <w:fldChar w:fldCharType="begin"/>
           </w:r>
           <w:r>
-            <w:instrText xml:space="preserve"> PAGEREF _Toc3679 \h </w:instrText>
+            <w:instrText xml:space="preserve"> PAGEREF _Toc26301 \h </w:instrText>
           </w:r>
           <w:r>
             <w:fldChar w:fldCharType="separate"/>
@@ -3254,7 +3254,7 @@
               <w:rFonts w:hint="eastAsia" w:ascii="宋体" w:hAnsi="宋体" w:eastAsia="宋体" w:cs="宋体"/>
               <w:szCs w:val="24"/>
             </w:rPr>
-            <w:instrText xml:space="preserve"> HYPERLINK \l _Toc9220 </w:instrText>
+            <w:instrText xml:space="preserve"> HYPERLINK \l _Toc5509 </w:instrText>
           </w:r>
           <w:r>
             <w:rPr>
@@ -3284,7 +3284,7 @@
             <w:fldChar w:fldCharType="begin"/>
           </w:r>
           <w:r>
-            <w:instrText xml:space="preserve"> PAGEREF _Toc9220 \h </w:instrText>
+            <w:instrText xml:space="preserve"> PAGEREF _Toc5509 \h </w:instrText>
           </w:r>
           <w:r>
             <w:fldChar w:fldCharType="separate"/>
@@ -3322,7 +3322,7 @@
               <w:rFonts w:hint="eastAsia" w:ascii="宋体" w:hAnsi="宋体" w:eastAsia="宋体" w:cs="宋体"/>
               <w:szCs w:val="24"/>
             </w:rPr>
-            <w:instrText xml:space="preserve"> HYPERLINK \l _Toc374 </w:instrText>
+            <w:instrText xml:space="preserve"> HYPERLINK \l _Toc31571 </w:instrText>
           </w:r>
           <w:r>
             <w:rPr>
@@ -3352,7 +3352,7 @@
             <w:fldChar w:fldCharType="begin"/>
           </w:r>
           <w:r>
-            <w:instrText xml:space="preserve"> PAGEREF _Toc374 \h </w:instrText>
+            <w:instrText xml:space="preserve"> PAGEREF _Toc31571 \h </w:instrText>
           </w:r>
           <w:r>
             <w:fldChar w:fldCharType="separate"/>
@@ -3390,7 +3390,7 @@
               <w:rFonts w:hint="eastAsia" w:ascii="宋体" w:hAnsi="宋体" w:eastAsia="宋体" w:cs="宋体"/>
               <w:szCs w:val="24"/>
             </w:rPr>
-            <w:instrText xml:space="preserve"> HYPERLINK \l _Toc2227 </w:instrText>
+            <w:instrText xml:space="preserve"> HYPERLINK \l _Toc13666 </w:instrText>
           </w:r>
           <w:r>
             <w:rPr>
@@ -3420,7 +3420,7 @@
             <w:fldChar w:fldCharType="begin"/>
           </w:r>
           <w:r>
-            <w:instrText xml:space="preserve"> PAGEREF _Toc2227 \h </w:instrText>
+            <w:instrText xml:space="preserve"> PAGEREF _Toc13666 \h </w:instrText>
           </w:r>
           <w:r>
             <w:fldChar w:fldCharType="separate"/>
@@ -3540,7 +3540,7 @@
           <w:lang w:val="en-US" w:eastAsia="zh-CN"/>
         </w:rPr>
       </w:pPr>
-      <w:bookmarkStart w:id="2" w:name="_Toc9105"/>
+      <w:bookmarkStart w:id="2" w:name="_Toc9251"/>
       <w:r>
         <w:rPr>
           <w:rFonts w:hint="eastAsia"/>
@@ -3681,7 +3681,7 @@
           <w:lang w:val="en-US" w:eastAsia="zh-CN"/>
         </w:rPr>
       </w:pPr>
-      <w:bookmarkStart w:id="3" w:name="_Toc22282"/>
+      <w:bookmarkStart w:id="3" w:name="_Toc25183"/>
       <w:r>
         <w:rPr>
           <w:rFonts w:hint="eastAsia"/>
@@ -3700,7 +3700,7 @@
           <w:lang w:val="en-US" w:eastAsia="zh-CN"/>
         </w:rPr>
       </w:pPr>
-      <w:bookmarkStart w:id="4" w:name="_Toc12847"/>
+      <w:bookmarkStart w:id="4" w:name="_Toc23750"/>
       <w:r>
         <w:rPr>
           <w:rFonts w:hint="eastAsia"/>
@@ -3736,7 +3736,7 @@
           <w:lang w:val="en-US" w:eastAsia="zh-CN"/>
         </w:rPr>
       </w:pPr>
-      <w:bookmarkStart w:id="5" w:name="_Toc13377"/>
+      <w:bookmarkStart w:id="5" w:name="_Toc13233"/>
       <w:r>
         <w:rPr>
           <w:rFonts w:hint="eastAsia"/>
@@ -3772,7 +3772,7 @@
           <w:lang w:val="en-US" w:eastAsia="zh-CN"/>
         </w:rPr>
       </w:pPr>
-      <w:bookmarkStart w:id="6" w:name="_Toc22261"/>
+      <w:bookmarkStart w:id="6" w:name="_Toc27710"/>
       <w:r>
         <w:rPr>
           <w:rFonts w:hint="eastAsia"/>
@@ -3808,7 +3808,7 @@
           <w:lang w:val="en-US" w:eastAsia="zh-CN"/>
         </w:rPr>
       </w:pPr>
-      <w:bookmarkStart w:id="7" w:name="_Toc2509"/>
+      <w:bookmarkStart w:id="7" w:name="_Toc7066"/>
       <w:r>
         <w:rPr>
           <w:rFonts w:hint="eastAsia"/>
@@ -3827,7 +3827,7 @@
           <w:lang w:val="en-US" w:eastAsia="zh-CN"/>
         </w:rPr>
       </w:pPr>
-      <w:bookmarkStart w:id="8" w:name="_Toc8029"/>
+      <w:bookmarkStart w:id="8" w:name="_Toc4016"/>
       <w:r>
         <w:rPr>
           <w:rFonts w:hint="eastAsia"/>
@@ -3881,7 +3881,7 @@
           <w:lang w:val="en-US" w:eastAsia="zh-CN"/>
         </w:rPr>
       </w:pPr>
-      <w:bookmarkStart w:id="9" w:name="_Toc6039"/>
+      <w:bookmarkStart w:id="9" w:name="_Toc17756"/>
       <w:r>
         <w:rPr>
           <w:rFonts w:hint="eastAsia"/>
@@ -3917,7 +3917,7 @@
           <w:lang w:val="en-US" w:eastAsia="zh-CN"/>
         </w:rPr>
       </w:pPr>
-      <w:bookmarkStart w:id="10" w:name="_Toc31383"/>
+      <w:bookmarkStart w:id="10" w:name="_Toc25918"/>
       <w:r>
         <w:rPr>
           <w:rFonts w:hint="eastAsia"/>
@@ -3953,7 +3953,7 @@
           <w:lang w:val="en-US" w:eastAsia="zh-CN"/>
         </w:rPr>
       </w:pPr>
-      <w:bookmarkStart w:id="11" w:name="_Toc19257"/>
+      <w:bookmarkStart w:id="11" w:name="_Toc7894"/>
       <w:r>
         <w:rPr>
           <w:rFonts w:hint="eastAsia"/>
@@ -3972,7 +3972,7 @@
           <w:lang w:val="en-US" w:eastAsia="zh-CN"/>
         </w:rPr>
       </w:pPr>
-      <w:bookmarkStart w:id="12" w:name="_Toc5728"/>
+      <w:bookmarkStart w:id="12" w:name="_Toc21126"/>
       <w:r>
         <w:rPr>
           <w:rFonts w:hint="eastAsia"/>
@@ -4008,7 +4008,7 @@
           <w:lang w:val="en-US" w:eastAsia="zh-CN"/>
         </w:rPr>
       </w:pPr>
-      <w:bookmarkStart w:id="13" w:name="_Toc16379"/>
+      <w:bookmarkStart w:id="13" w:name="_Toc20862"/>
       <w:r>
         <w:rPr>
           <w:rFonts w:hint="eastAsia"/>
@@ -4044,7 +4044,7 @@
           <w:lang w:val="en-US" w:eastAsia="zh-CN"/>
         </w:rPr>
       </w:pPr>
-      <w:bookmarkStart w:id="14" w:name="_Toc7019"/>
+      <w:bookmarkStart w:id="14" w:name="_Toc5165"/>
       <w:r>
         <w:rPr>
           <w:rFonts w:hint="eastAsia"/>
@@ -4080,7 +4080,7 @@
           <w:lang w:val="en-US" w:eastAsia="zh-CN"/>
         </w:rPr>
       </w:pPr>
-      <w:bookmarkStart w:id="15" w:name="_Toc21510"/>
+      <w:bookmarkStart w:id="15" w:name="_Toc9286"/>
       <w:r>
         <w:rPr>
           <w:rFonts w:hint="eastAsia"/>
@@ -4099,7 +4099,7 @@
           <w:lang w:val="en-US" w:eastAsia="zh-CN"/>
         </w:rPr>
       </w:pPr>
-      <w:bookmarkStart w:id="16" w:name="_Toc3679"/>
+      <w:bookmarkStart w:id="16" w:name="_Toc26301"/>
       <w:r>
         <w:rPr>
           <w:rFonts w:hint="eastAsia"/>
@@ -4153,7 +4153,7 @@
           <w:lang w:val="en-US" w:eastAsia="zh-CN"/>
         </w:rPr>
       </w:pPr>
-      <w:bookmarkStart w:id="17" w:name="_Toc9220"/>
+      <w:bookmarkStart w:id="17" w:name="_Toc5509"/>
       <w:r>
         <w:rPr>
           <w:rFonts w:hint="eastAsia"/>
@@ -4312,7 +4312,7 @@
           <w:lang w:val="en-US" w:eastAsia="zh-CN"/>
         </w:rPr>
       </w:pPr>
-      <w:bookmarkStart w:id="18" w:name="_Toc374"/>
+      <w:bookmarkStart w:id="18" w:name="_Toc31571"/>
       <w:r>
         <w:rPr>
           <w:rFonts w:hint="eastAsia"/>
@@ -4348,7 +4348,7 @@
           <w:lang w:val="en-US" w:eastAsia="zh-CN"/>
         </w:rPr>
       </w:pPr>
-      <w:bookmarkStart w:id="19" w:name="_Toc2227"/>
+      <w:bookmarkStart w:id="19" w:name="_Toc13666"/>
       <w:r>
         <w:rPr>
           <w:rFonts w:hint="eastAsia"/>
